--- a/QR Code.docx
+++ b/QR Code.docx
@@ -42,6 +42,12 @@
             </a:graphic>
           </wp:inline>
         </w:drawing>
+      </w:r>
+    </w:p>
+    <w:p>
+      <w:r>
+        <w:lastRenderedPageBreak/>
+        <w:t>https://kumu.io/Senarsenius/%D0%BC%D0%BE%D0%B4%D0%B5%D0%BB%D1%8C-%D0%BF%D0%BE%D0%BB%D0%B8%D1%82%D0%B8%D0%BA%D0%B8-%D1%80%D1%84#%D1%83%D1%81%D1%82%D1%80%D0%BE%D0%B9%D1%81%D1%82%D0%B2%D0%BE-%D1%80%D0%BE%D1%81%D1%81%D0%B8%D0%B8</w:t>
       </w:r>
     </w:p>
     <w:sectPr>
